--- a/dist/SUBMISSION_FINAL/P7_Capstone_JIBS/02_title_page.docx
+++ b/dist/SUBMISSION_FINAL/P7_Capstone_JIBS/02_title_page.docx
@@ -346,7 +346,7 @@
         <w:t xml:space="preserve"> </w:t>
       </w:r>
       <w:r>
-        <w:t xml:space="preserve">College of Economics, Can Tho University (CTU)</w:t>
+        <w:t xml:space="preserve">School of Economics, Can Tho University (CTU)</w:t>
       </w:r>
     </w:p>
     <w:p>
@@ -1165,7 +1165,7 @@
         </w:r>
       </w:hyperlink>
       <w:r>
-        <w:t xml:space="preserve">), subject to registration and compliance with the World Bank Enterprise Surveys Data Access Protocol. The harmonised multi-economy panel used in this analysis covers 49 economies and 102 country-year waves (WBES 2003–2025). Replication materials and the harmonised dataset are available from the corresponding author upon reasonable request and to the extent permitted by the data-access terms.</w:t>
+        <w:t xml:space="preserve">), subject to registration and compliance with the World Bank Enterprise Surveys Data Access Protocol. The harmonised multi-economy panel used in this analysis covers 45 economies and 98 country-year waves (WBES 2003–2025). Replication materials and the harmonised dataset are available from the corresponding author upon reasonable request and to the extent permitted by the data-access terms.</w:t>
       </w:r>
     </w:p>
     <w:p>
@@ -1427,7 +1427,7 @@
               <w:jc w:val="left"/>
             </w:pPr>
             <w:r>
-              <w:t xml:space="preserve">World Bank Enterprise Surveys (49 economies, 102 waves, 2003–2025)</w:t>
+              <w:t xml:space="preserve">World Bank Enterprise Surveys (45 economies, 102 waves, 2003–2025)</w:t>
             </w:r>
           </w:p>
         </w:tc>
@@ -1479,7 +1479,7 @@
               <w:jc w:val="left"/>
             </w:pPr>
             <w:r>
-              <w:t xml:space="preserve">84,910 (M2 baseline) — 29,840 (M11 full model)</w:t>
+              <w:t xml:space="preserve">82,302 (M2 baseline) — 28,500 (M11 full model)</w:t>
             </w:r>
           </w:p>
         </w:tc>

--- a/dist/SUBMISSION_FINAL/P7_Capstone_JIBS/02_title_page.docx
+++ b/dist/SUBMISSION_FINAL/P7_Capstone_JIBS/02_title_page.docx
@@ -170,7 +170,7 @@
         <w:t xml:space="preserve"> </w:t>
       </w:r>
       <w:r>
-        <w:t xml:space="preserve">Vinh Long University of Technology Education (VLUTE)</w:t>
+        <w:t xml:space="preserve">School of Economics, Can Tho University (CTU)</w:t>
       </w:r>
     </w:p>
     <w:p>
@@ -192,7 +192,7 @@
         <w:t xml:space="preserve"> </w:t>
       </w:r>
       <w:r>
-        <w:t xml:space="preserve">73 Nguyễn Huệ, Phường 2, TP. Vĩnh Long, Vĩnh Long, Vietnam</w:t>
+        <w:t xml:space="preserve">Khu II, Đường 3/2, Ninh Kiều, Cần Thơ, Vietnam</w:t>
       </w:r>
     </w:p>
     <w:p>
@@ -218,7 +218,7 @@
           <w:rPr>
             <w:rStyle w:val="Hyperlink"/>
           </w:rPr>
-          <w:t xml:space="preserve">huongdt@vlute.edu.vn</w:t>
+          <w:t xml:space="preserve">thuyhuongctu@gmail.com</w:t>
         </w:r>
       </w:hyperlink>
     </w:p>
